--- a/preview/largedocxs/55-product-strategist.docx
+++ b/preview/largedocxs/55-product-strategist.docx
@@ -108,7 +108,7 @@
                 <w:sz w:val="22"/>
                 <w:szCs w:val="22"/>
               </w:rPr>
-              <w:t xml:space="preserve">Principal Software Engineer &amp; Technical Lead</w:t>
+              <w:t xml:space="preserve">Principal Software Engineer and Technical Lead</w:t>
             </w:r>
           </w:p>
         </w:tc>
@@ -1300,7 +1300,7 @@
         </w:rPr>
         <w:t xml:space="preserve">Demo: </w:t>
       </w:r>
-      <w:hyperlink w:history="1" r:id="rId0kwuyfnpj48nu2jks1yor">
+      <w:hyperlink w:history="1" r:id="rIdgdd8wuf-tpjgfinyspcm2">
         <w:r>
           <w:rPr>
             <w:color w:val="4f46e5"/>
@@ -1328,7 +1328,7 @@
         </w:rPr>
         <w:t xml:space="preserve">Code: </w:t>
       </w:r>
-      <w:hyperlink w:history="1" r:id="rId3o1bbxg464qyp3lfluaym">
+      <w:hyperlink w:history="1" r:id="rIdbqezgelyeidztxki-ih_8">
         <w:r>
           <w:rPr>
             <w:color w:val="4f46e5"/>
@@ -1433,7 +1433,7 @@
         </w:rPr>
         <w:t xml:space="preserve">Demo: </w:t>
       </w:r>
-      <w:hyperlink w:history="1" r:id="rIdocfnvo8ktucwi1lyegsgu">
+      <w:hyperlink w:history="1" r:id="rIdzuug05ofcpsonhjmryl7h">
         <w:r>
           <w:rPr>
             <w:color w:val="4f46e5"/>
@@ -1523,7 +1523,7 @@
         </w:rPr>
         <w:t xml:space="preserve">Demo: </w:t>
       </w:r>
-      <w:hyperlink w:history="1" r:id="rIdy5wklxcozaixt8o_sbetb">
+      <w:hyperlink w:history="1" r:id="rIdlz7qmzwuar8tvcybafc21">
         <w:r>
           <w:rPr>
             <w:color w:val="4f46e5"/>
@@ -1568,7 +1568,7 @@
         </w:rPr>
         <w:t xml:space="preserve">Code: </w:t>
       </w:r>
-      <w:hyperlink w:history="1" r:id="rIdl93u23p8w5vdef_t1cbun">
+      <w:hyperlink w:history="1" r:id="rIdmjg4_iztdzdwi2w6hdktl">
         <w:r>
           <w:rPr>
             <w:color w:val="4f46e5"/>
@@ -1994,22 +1994,22 @@
           <w:sz w:val="22"/>
           <w:szCs w:val="22"/>
         </w:rPr>
-        <w:t xml:space="preserve">CERTIFICATIONS &amp; AWARDS</w:t>
-      </w:r>
-    </w:p>
-    <w:p>
-      <w:pPr>
-        <w:spacing w:after="50"/>
-        <w:ind w:left="240"/>
-      </w:pPr>
-      <w:r>
-        <w:rPr>
-          <w:rFonts w:ascii="Helvetica" w:cs="Helvetica" w:eastAsia="Helvetica" w:hAnsi="Helvetica"/>
-          <w:color w:val="374151"/>
-          <w:sz w:val="20"/>
-          <w:szCs w:val="20"/>
-        </w:rPr>
-        <w:t xml:space="preserve">• AWS Certified Solutions Architect – Professional</w:t>
+        <w:t xml:space="preserve">CERTIFICATIONS AND AWARDS</w:t>
+      </w:r>
+    </w:p>
+    <w:p>
+      <w:pPr>
+        <w:spacing w:after="50"/>
+        <w:ind w:left="240"/>
+      </w:pPr>
+      <w:r>
+        <w:rPr>
+          <w:rFonts w:ascii="Helvetica" w:cs="Helvetica" w:eastAsia="Helvetica" w:hAnsi="Helvetica"/>
+          <w:color w:val="374151"/>
+          <w:sz w:val="20"/>
+          <w:szCs w:val="20"/>
+        </w:rPr>
+        <w:t xml:space="preserve">• AWS Certified Solutions Architect - Professional</w:t>
       </w:r>
     </w:p>
     <w:p>
@@ -2099,7 +2099,7 @@
           <w:sz w:val="20"/>
           <w:szCs w:val="20"/>
         </w:rPr>
-        <w:t xml:space="preserve">• Distinguished Engineering Award, Hyperscale Cloud Infrastructure Corporation, 2023</w:t>
+        <w:t xml:space="preserve">• Distinguished Engineering Award, 2023</w:t>
       </w:r>
     </w:p>
     <w:p>
@@ -2133,37 +2133,37 @@
           <w:sz w:val="22"/>
           <w:szCs w:val="22"/>
         </w:rPr>
-        <w:t xml:space="preserve">SPEAKING &amp; PUBLICATIONS</w:t>
-      </w:r>
-    </w:p>
-    <w:p>
-      <w:pPr>
-        <w:spacing w:after="50"/>
-        <w:ind w:left="240"/>
-      </w:pPr>
-      <w:r>
-        <w:rPr>
-          <w:rFonts w:ascii="Helvetica" w:cs="Helvetica" w:eastAsia="Helvetica" w:hAnsi="Helvetica"/>
-          <w:color w:val="374151"/>
-          <w:sz w:val="20"/>
-          <w:szCs w:val="20"/>
-        </w:rPr>
-        <w:t xml:space="preserve">• Keynote: 'Designing Resilient Systems at Planet Scale' — Global Cloud Summit 2023.</w:t>
-      </w:r>
-    </w:p>
-    <w:p>
-      <w:pPr>
-        <w:spacing w:after="50"/>
-        <w:ind w:left="240"/>
-      </w:pPr>
-      <w:r>
-        <w:rPr>
-          <w:rFonts w:ascii="Helvetica" w:cs="Helvetica" w:eastAsia="Helvetica" w:hAnsi="Helvetica"/>
-          <w:color w:val="374151"/>
-          <w:sz w:val="20"/>
-          <w:szCs w:val="20"/>
-        </w:rPr>
-        <w:t xml:space="preserve">• Conference talk: 'The Pragmatic Path to Microservices' — QCon San Francisco 2022.</w:t>
+        <w:t xml:space="preserve">SPEAKING AND PUBLICATIONS</w:t>
+      </w:r>
+    </w:p>
+    <w:p>
+      <w:pPr>
+        <w:spacing w:after="50"/>
+        <w:ind w:left="240"/>
+      </w:pPr>
+      <w:r>
+        <w:rPr>
+          <w:rFonts w:ascii="Helvetica" w:cs="Helvetica" w:eastAsia="Helvetica" w:hAnsi="Helvetica"/>
+          <w:color w:val="374151"/>
+          <w:sz w:val="20"/>
+          <w:szCs w:val="20"/>
+        </w:rPr>
+        <w:t xml:space="preserve">• Keynote: Designing Resilient Systems at Planet Scale - Global Cloud Summit 2023.</w:t>
+      </w:r>
+    </w:p>
+    <w:p>
+      <w:pPr>
+        <w:spacing w:after="50"/>
+        <w:ind w:left="240"/>
+      </w:pPr>
+      <w:r>
+        <w:rPr>
+          <w:rFonts w:ascii="Helvetica" w:cs="Helvetica" w:eastAsia="Helvetica" w:hAnsi="Helvetica"/>
+          <w:color w:val="374151"/>
+          <w:sz w:val="20"/>
+          <w:szCs w:val="20"/>
+        </w:rPr>
+        <w:t xml:space="preserve">• Conference talk: The Pragmatic Path to Microservices - QCon San Francisco 2022.</w:t>
       </w:r>
     </w:p>
     <w:p>
@@ -2339,7 +2339,7 @@
         </w:rPr>
         <w:t xml:space="preserve">Portfolio: </w:t>
       </w:r>
-      <w:hyperlink w:history="1" r:id="rIdi2m0dvgkoutxhdpjlxtor">
+      <w:hyperlink w:history="1" r:id="rIdtwiit6ao0ndxfuljgy79f">
         <w:r>
           <w:rPr>
             <w:color w:val="4f46e5"/>
@@ -2365,7 +2365,7 @@
         </w:rPr>
         <w:t xml:space="preserve">GitHub: </w:t>
       </w:r>
-      <w:hyperlink w:history="1" r:id="rIdvgmazlisuhvjl2blihabf">
+      <w:hyperlink w:history="1" r:id="rIdfocyrdopq-lsjfr8tvcyg">
         <w:r>
           <w:rPr>
             <w:color w:val="4f46e5"/>
@@ -2391,7 +2391,7 @@
         </w:rPr>
         <w:t xml:space="preserve">Case Studies: </w:t>
       </w:r>
-      <w:hyperlink w:history="1" r:id="rIdd1de0zpddq3vmm99qqe25">
+      <w:hyperlink w:history="1" r:id="rIdj4rt7ztdeq2bs3odxoqxo">
         <w:r>
           <w:rPr>
             <w:color w:val="4f46e5"/>
